--- a/src/posts/drafts/Corey_McCarty_Resume.docx
+++ b/src/posts/drafts/Corey_McCarty_Resume.docx
@@ -59,7 +59,7 @@
         </w:rPr>
         <w:t xml:space="preserve">   ·   </w:t>
       </w:r>
-      <w:hyperlink w:history="1" r:id="rId-1j7izasr0hxejdb0xii6">
+      <w:hyperlink w:history="1" r:id="rIdc96vml2spfx100ldzsiuh">
         <w:r>
           <w:rPr>
             <w:rFonts w:ascii="Arial" w:cs="Arial" w:eastAsia="Arial" w:hAnsi="Arial"/>
@@ -80,7 +80,7 @@
         </w:rPr>
         <w:t xml:space="preserve">   ·   </w:t>
       </w:r>
-      <w:hyperlink w:history="1" r:id="rIdjwv04xz0nklu5jcztfkaz">
+      <w:hyperlink w:history="1" r:id="rIdjja_-xeyecqjor5pftv3v">
         <w:r>
           <w:rPr>
             <w:rFonts w:ascii="Arial" w:cs="Arial" w:eastAsia="Arial" w:hAnsi="Arial"/>
@@ -101,7 +101,7 @@
         </w:rPr>
         <w:t xml:space="preserve">   ·   </w:t>
       </w:r>
-      <w:hyperlink w:history="1" r:id="rIdwodasmx5way6iyiiz6t0g">
+      <w:hyperlink w:history="1" r:id="rIdd1bls3of1i1qlmaw9ntva">
         <w:r>
           <w:rPr>
             <w:rFonts w:ascii="Arial" w:cs="Arial" w:eastAsia="Arial" w:hAnsi="Arial"/>
@@ -145,7 +145,7 @@
           <w:sz w:val="20"/>
           <w:szCs w:val="20"/>
         </w:rPr>
-        <w:t xml:space="preserve">I'm always kicking the tires on design and process to make sure my team's work is actually moving the needle. I like getting muddy solving problems others couldn't — especially when they sit at the intersection of messy data, unclear ownership, and real business impact.</w:t>
+        <w:t xml:space="preserve">I build engineering teams that outlast me. Over 4.5 years at Summit Professional Education I grew five engineers — across bootcamp, MIS, and sysadmin backgrounds — into a high-functioning team capable of leading projects, owning infrastructure, and delivering through real organizational chaos. I reported to the CTO, owned architecture and infrastructure decisions, and consistently absorbed pressure upward so my team could grow instead of just survive.</w:t>
       </w:r>
     </w:p>
     <w:p>
@@ -159,7 +159,7 @@
           <w:sz w:val="20"/>
           <w:szCs w:val="20"/>
         </w:rPr>
-        <w:t xml:space="preserve">Over 4.5 years at Summit Professional Education, I served as Lead Developer with responsibilities spanning Staff Engineering and VP-of-Engineering functions — reporting directly to the CTO, owning infrastructure and architecture decisions, and growing an unstructured two-person team into four senior-level full-stack engineers. I stay close to the code while helping shape technical direction and improving how teams operate.</w:t>
+        <w:t xml:space="preserve">My conviction is that sustainable pace and psychological safety aren't soft values — they're the conditions under which senior engineers actually develop. As AI takes on more execution work, the industry needs leaders who know how to grow the human judgment that AI cannot replicate. I've spent my career doing exactly that.</w:t>
       </w:r>
     </w:p>
     <w:p>
@@ -198,102 +198,140 @@
           <w:sz w:val="20"/>
           <w:szCs w:val="20"/>
         </w:rPr>
-        <w:t xml:space="preserve">Modernized legacy JSP monolith to Vue 3 / Nuxt.js frontend + Spring Boot API, improving maintainability and enabling independent deployment across brands</w:t>
-      </w:r>
-    </w:p>
-    <w:p>
-      <w:pPr>
-        <w:pStyle w:val="ListParagraph"/>
-        <w:numPr>
-          <w:ilvl w:val="0"/>
-          <w:numId w:val="2"/>
-        </w:numPr>
-        <w:spacing w:after="40" w:before="40"/>
-      </w:pPr>
-      <w:r>
-        <w:rPr>
-          <w:rFonts w:ascii="Arial" w:cs="Arial" w:eastAsia="Arial" w:hAnsi="Arial"/>
-          <w:color w:val="444444"/>
-          <w:sz w:val="20"/>
-          <w:szCs w:val="20"/>
-        </w:rPr>
-        <w:t xml:space="preserve">Designed and operated AWS cloud infrastructure across 20+ Elastic Beanstalk environments (EC2, Lambda, API Gateway, SQS, Aurora MySQL) with staging/production parity</w:t>
-      </w:r>
-    </w:p>
-    <w:p>
-      <w:pPr>
-        <w:pStyle w:val="ListParagraph"/>
-        <w:numPr>
-          <w:ilvl w:val="0"/>
-          <w:numId w:val="2"/>
-        </w:numPr>
-        <w:spacing w:after="40" w:before="40"/>
-      </w:pPr>
-      <w:r>
-        <w:rPr>
-          <w:rFonts w:ascii="Arial" w:cs="Arial" w:eastAsia="Arial" w:hAnsi="Arial"/>
-          <w:color w:val="444444"/>
-          <w:sz w:val="20"/>
-          <w:szCs w:val="20"/>
-        </w:rPr>
-        <w:t xml:space="preserve">Reduced application load times by up to 90% (~7 minutes → seconds) through database model redesign and query optimization</w:t>
-      </w:r>
-    </w:p>
-    <w:p>
-      <w:pPr>
-        <w:pStyle w:val="ListParagraph"/>
-        <w:numPr>
-          <w:ilvl w:val="0"/>
-          <w:numId w:val="2"/>
-        </w:numPr>
-        <w:spacing w:after="40" w:before="40"/>
-      </w:pPr>
-      <w:r>
-        <w:rPr>
-          <w:rFonts w:ascii="Arial" w:cs="Arial" w:eastAsia="Arial" w:hAnsi="Arial"/>
-          <w:color w:val="444444"/>
-          <w:sz w:val="20"/>
-          <w:szCs w:val="20"/>
-        </w:rPr>
-        <w:t xml:space="preserve">Built and scaled internal automation platforms in Vue, Python, and SQL supporting Marketing, Sales, Customer Success, and Finance</w:t>
-      </w:r>
-    </w:p>
-    <w:p>
-      <w:pPr>
-        <w:pStyle w:val="ListParagraph"/>
-        <w:numPr>
-          <w:ilvl w:val="0"/>
-          <w:numId w:val="2"/>
-        </w:numPr>
-        <w:spacing w:after="40" w:before="40"/>
-      </w:pPr>
-      <w:r>
-        <w:rPr>
-          <w:rFonts w:ascii="Arial" w:cs="Arial" w:eastAsia="Arial" w:hAnsi="Arial"/>
-          <w:color w:val="444444"/>
-          <w:sz w:val="20"/>
-          <w:szCs w:val="20"/>
-        </w:rPr>
-        <w:t xml:space="preserve">Architected unified enterprise API access layer using Node.js, TypeScript, and Prisma ORM (Juice Plus)</w:t>
-      </w:r>
-    </w:p>
-    <w:p>
-      <w:pPr>
-        <w:pStyle w:val="ListParagraph"/>
-        <w:numPr>
-          <w:ilvl w:val="0"/>
-          <w:numId w:val="2"/>
-        </w:numPr>
-        <w:spacing w:after="40" w:before="40"/>
-      </w:pPr>
-      <w:r>
-        <w:rPr>
-          <w:rFonts w:ascii="Arial" w:cs="Arial" w:eastAsia="Arial" w:hAnsi="Arial"/>
-          <w:color w:val="444444"/>
-          <w:sz w:val="20"/>
-          <w:szCs w:val="20"/>
-        </w:rPr>
-        <w:t xml:space="preserve">Improved DevOps workflows across 16 enterprise applications via CI/CD automation and deployment standardization (Atos | Syntel)</w:t>
+        <w:t xml:space="preserve">Modernized legacy JSP monolith to Vue 3 / Nuxt.js frontend + Spring Boot API across Summit's portfolio of four continuing education brands</w:t>
+      </w:r>
+    </w:p>
+    <w:p>
+      <w:pPr>
+        <w:pStyle w:val="ListParagraph"/>
+        <w:numPr>
+          <w:ilvl w:val="0"/>
+          <w:numId w:val="2"/>
+        </w:numPr>
+        <w:spacing w:after="40" w:before="40"/>
+      </w:pPr>
+      <w:r>
+        <w:rPr>
+          <w:rFonts w:ascii="Arial" w:cs="Arial" w:eastAsia="Arial" w:hAnsi="Arial"/>
+          <w:color w:val="444444"/>
+          <w:sz w:val="20"/>
+          <w:szCs w:val="20"/>
+        </w:rPr>
+        <w:t xml:space="preserve">Designed and operated AWS cloud infrastructure across 20+ Elastic Beanstalk environments with full staging/production parity</w:t>
+      </w:r>
+    </w:p>
+    <w:p>
+      <w:pPr>
+        <w:pStyle w:val="ListParagraph"/>
+        <w:numPr>
+          <w:ilvl w:val="0"/>
+          <w:numId w:val="2"/>
+        </w:numPr>
+        <w:spacing w:after="40" w:before="40"/>
+      </w:pPr>
+      <w:r>
+        <w:rPr>
+          <w:rFonts w:ascii="Arial" w:cs="Arial" w:eastAsia="Arial" w:hAnsi="Arial"/>
+          <w:color w:val="444444"/>
+          <w:sz w:val="20"/>
+          <w:szCs w:val="20"/>
+        </w:rPr>
+        <w:t xml:space="preserve">Reduced application load times by ~90% (7 minutes → seconds) through database model redesign and query optimization</w:t>
+      </w:r>
+    </w:p>
+    <w:p>
+      <w:pPr>
+        <w:pStyle w:val="ListParagraph"/>
+        <w:numPr>
+          <w:ilvl w:val="0"/>
+          <w:numId w:val="2"/>
+        </w:numPr>
+        <w:spacing w:after="40" w:before="40"/>
+      </w:pPr>
+      <w:r>
+        <w:rPr>
+          <w:rFonts w:ascii="Arial" w:cs="Arial" w:eastAsia="Arial" w:hAnsi="Arial"/>
+          <w:color w:val="444444"/>
+          <w:sz w:val="20"/>
+          <w:szCs w:val="20"/>
+        </w:rPr>
+        <w:t xml:space="preserve">Led cross-brand data system integration across four acquired companies including security hardening, database integrity improvements, and VPN implementation</w:t>
+      </w:r>
+    </w:p>
+    <w:p>
+      <w:pPr>
+        <w:pStyle w:val="ListParagraph"/>
+        <w:numPr>
+          <w:ilvl w:val="0"/>
+          <w:numId w:val="2"/>
+        </w:numPr>
+        <w:spacing w:after="40" w:before="40"/>
+      </w:pPr>
+      <w:r>
+        <w:rPr>
+          <w:rFonts w:ascii="Arial" w:cs="Arial" w:eastAsia="Arial" w:hAnsi="Arial"/>
+          <w:color w:val="444444"/>
+          <w:sz w:val="20"/>
+          <w:szCs w:val="20"/>
+        </w:rPr>
+        <w:t xml:space="preserve">Recovered and delivered a hybrid HubSpot/Nuxt CMS architecture — correctly scoping static vs. dynamic content after inheriting a project requiring full technical re-evaluation</w:t>
+      </w:r>
+    </w:p>
+    <w:p>
+      <w:pPr>
+        <w:pStyle w:val="ListParagraph"/>
+        <w:numPr>
+          <w:ilvl w:val="0"/>
+          <w:numId w:val="2"/>
+        </w:numPr>
+        <w:spacing w:after="40" w:before="40"/>
+      </w:pPr>
+      <w:r>
+        <w:rPr>
+          <w:rFonts w:ascii="Arial" w:cs="Arial" w:eastAsia="Arial" w:hAnsi="Arial"/>
+          <w:color w:val="444444"/>
+          <w:sz w:val="20"/>
+          <w:szCs w:val="20"/>
+        </w:rPr>
+        <w:t xml:space="preserve">Achieved best-ever organic search rankings through ground-up Google Search Console work, SSR deployment, dynamic sitemap generation, and core web vitals improvements</w:t>
+      </w:r>
+    </w:p>
+    <w:p>
+      <w:pPr>
+        <w:pStyle w:val="ListParagraph"/>
+        <w:numPr>
+          <w:ilvl w:val="0"/>
+          <w:numId w:val="2"/>
+        </w:numPr>
+        <w:spacing w:after="40" w:before="40"/>
+      </w:pPr>
+      <w:r>
+        <w:rPr>
+          <w:rFonts w:ascii="Arial" w:cs="Arial" w:eastAsia="Arial" w:hAnsi="Arial"/>
+          <w:color w:val="444444"/>
+          <w:sz w:val="20"/>
+          <w:szCs w:val="20"/>
+        </w:rPr>
+        <w:t xml:space="preserve">Owned and operated Common Data Service (CDS) at FedEx — a 60 TB multi-tenant XML data platform across two redundant data centers serving multiple FedEx operating companies</w:t>
+      </w:r>
+    </w:p>
+    <w:p>
+      <w:pPr>
+        <w:pStyle w:val="ListParagraph"/>
+        <w:numPr>
+          <w:ilvl w:val="0"/>
+          <w:numId w:val="2"/>
+        </w:numPr>
+        <w:spacing w:after="40" w:before="40"/>
+      </w:pPr>
+      <w:r>
+        <w:rPr>
+          <w:rFonts w:ascii="Arial" w:cs="Arial" w:eastAsia="Arial" w:hAnsi="Arial"/>
+          <w:color w:val="444444"/>
+          <w:sz w:val="20"/>
+          <w:szCs w:val="20"/>
+        </w:rPr>
+        <w:t xml:space="preserve">Evaluated Go for enterprise adoption at Juice Plus — recommended against it based on organizational absorption cost and staff continuity despite strong technical fit</w:t>
       </w:r>
     </w:p>
     <w:p>
@@ -401,12 +439,12 @@
           <w:sz w:val="20"/>
           <w:szCs w:val="20"/>
         </w:rPr>
-        <w:t xml:space="preserve">Architecture, infrastructure, and team leadership for Summit's portfolio of continuing professional education brands: Herman &amp; Wallace, NFPT, PT Final Exam, and The Knowledge Tree.</w:t>
-      </w:r>
-    </w:p>
-    <w:p>
-      <w:pPr>
-        <w:spacing w:after="30" w:before="120"/>
+        <w:t xml:space="preserve">Reporting to the CTO: full-stack architecture, AWS infrastructure, and engineering team leadership across Summit's portfolio of four continuing professional education brands — Herman &amp; Wallace, NFPT, PT Final Exam, and The Knowledge Tree.</w:t>
+      </w:r>
+    </w:p>
+    <w:p>
+      <w:pPr>
+        <w:spacing w:after="30" w:before="140"/>
       </w:pPr>
       <w:r>
         <w:rPr>
@@ -437,7 +475,7 @@
           <w:sz w:val="20"/>
           <w:szCs w:val="20"/>
         </w:rPr>
-        <w:t xml:space="preserve">Led migration of legacy Java 7 / JSP monolith to Vue 3 / Nuxt.js frontend with Spring Boot REST API — decoupling a tightly coupled system and enabling faster, independent deployments across brands</w:t>
+        <w:t xml:space="preserve">Led migration of legacy Java 7 / JSP monolith to Vue 3 / Nuxt.js frontend with Spring Boot REST API — decoupling a tightly coupled system and enabling faster, independent deployments across all four brands</w:t>
       </w:r>
     </w:p>
     <w:p>
@@ -475,64 +513,45 @@
           <w:sz w:val="20"/>
           <w:szCs w:val="20"/>
         </w:rPr>
-        <w:t xml:space="preserve">Reduced critical page load times by ~90% (7 minutes → seconds) through data model redesign and query optimization — directly improving revenue funnel performance</w:t>
-      </w:r>
-    </w:p>
-    <w:p>
-      <w:pPr>
-        <w:pStyle w:val="ListParagraph"/>
-        <w:numPr>
-          <w:ilvl w:val="0"/>
-          <w:numId w:val="2"/>
-        </w:numPr>
-        <w:spacing w:after="40" w:before="40"/>
-      </w:pPr>
-      <w:r>
-        <w:rPr>
-          <w:rFonts w:ascii="Arial" w:cs="Arial" w:eastAsia="Arial" w:hAnsi="Arial"/>
-          <w:color w:val="444444"/>
-          <w:sz w:val="20"/>
-          <w:szCs w:val="20"/>
-        </w:rPr>
-        <w:t xml:space="preserve">Drove Docker-containerized deployments across 20+ AWS Elastic Beanstalk environments with full staging/production parity and reproducible release pipelines</w:t>
-      </w:r>
-    </w:p>
-    <w:p>
-      <w:pPr>
-        <w:pStyle w:val="ListParagraph"/>
-        <w:numPr>
-          <w:ilvl w:val="0"/>
-          <w:numId w:val="2"/>
-        </w:numPr>
-        <w:spacing w:after="40" w:before="40"/>
-      </w:pPr>
-      <w:r>
-        <w:rPr>
-          <w:rFonts w:ascii="Arial" w:cs="Arial" w:eastAsia="Arial" w:hAnsi="Arial"/>
-          <w:color w:val="444444"/>
-          <w:sz w:val="20"/>
-          <w:szCs w:val="20"/>
-        </w:rPr>
-        <w:t xml:space="preserve">Initiated Amazon Linux 2 → 2023 upgrade strategy using clean-environment migration, eliminating multi-container deploy complexity and enabling nginx single-container deployments</w:t>
-      </w:r>
-    </w:p>
-    <w:p>
-      <w:pPr>
-        <w:pStyle w:val="ListParagraph"/>
-        <w:numPr>
-          <w:ilvl w:val="0"/>
-          <w:numId w:val="2"/>
-        </w:numPr>
-        <w:spacing w:after="40" w:before="40"/>
-      </w:pPr>
-      <w:r>
-        <w:rPr>
-          <w:rFonts w:ascii="Arial" w:cs="Arial" w:eastAsia="Arial" w:hAnsi="Arial"/>
-          <w:color w:val="444444"/>
-          <w:sz w:val="20"/>
-          <w:szCs w:val="20"/>
-        </w:rPr>
-        <w:t xml:space="preserve">Architected next-generation internal operations platform (yeti2 / yeti-api) in Vue 3 / Spring Boot to replace legacy Node.js/Express tooling</w:t>
+        <w:t xml:space="preserve">Reduced critical page load times by ~90% (7 minutes → seconds) through data model redesign and query optimization, directly improving revenue funnel performance</w:t>
+      </w:r>
+    </w:p>
+    <w:p>
+      <w:pPr>
+        <w:pStyle w:val="ListParagraph"/>
+        <w:numPr>
+          <w:ilvl w:val="0"/>
+          <w:numId w:val="2"/>
+        </w:numPr>
+        <w:spacing w:after="40" w:before="40"/>
+      </w:pPr>
+      <w:r>
+        <w:rPr>
+          <w:rFonts w:ascii="Arial" w:cs="Arial" w:eastAsia="Arial" w:hAnsi="Arial"/>
+          <w:color w:val="444444"/>
+          <w:sz w:val="20"/>
+          <w:szCs w:val="20"/>
+        </w:rPr>
+        <w:t xml:space="preserve">Drove Docker-containerized deployments across 20+ AWS Elastic Beanstalk environments; initiated Amazon Linux 2 → 2023 upgrade strategy using clean-environment migration</w:t>
+      </w:r>
+    </w:p>
+    <w:p>
+      <w:pPr>
+        <w:pStyle w:val="ListParagraph"/>
+        <w:numPr>
+          <w:ilvl w:val="0"/>
+          <w:numId w:val="2"/>
+        </w:numPr>
+        <w:spacing w:after="40" w:before="40"/>
+      </w:pPr>
+      <w:r>
+        <w:rPr>
+          <w:rFonts w:ascii="Arial" w:cs="Arial" w:eastAsia="Arial" w:hAnsi="Arial"/>
+          <w:color w:val="444444"/>
+          <w:sz w:val="20"/>
+          <w:szCs w:val="20"/>
+        </w:rPr>
+        <w:t xml:space="preserve">Architected next-generation internal operations platform in Vue 3 / Spring Boot to replace legacy Node.js/Express tooling</w:t>
       </w:r>
     </w:p>
     <w:p>
@@ -570,12 +589,12 @@
           <w:sz w:val="20"/>
           <w:szCs w:val="20"/>
         </w:rPr>
-        <w:t xml:space="preserve">Led application integration strategy across Summit's multi-brand portfolio, ensuring consistency in architecture and data flow across platforms</w:t>
-      </w:r>
-    </w:p>
-    <w:p>
-      <w:pPr>
-        <w:spacing w:after="30" w:before="120"/>
+        <w:t xml:space="preserve">Led cross-brand data system integration across four acquired companies — consolidating the data layer, implementing VPN access controls, and improving database security and integrity</w:t>
+      </w:r>
+    </w:p>
+    <w:p>
+      <w:pPr>
+        <w:spacing w:after="30" w:before="140"/>
       </w:pPr>
       <w:r>
         <w:rPr>
@@ -587,107 +606,107 @@
           <w:sz w:val="18"/>
           <w:szCs w:val="18"/>
         </w:rPr>
-        <w:t xml:space="preserve">TEAM LEADERSHIP &amp; DEVELOPER GROWTH</w:t>
-      </w:r>
-    </w:p>
-    <w:p>
-      <w:pPr>
-        <w:pStyle w:val="ListParagraph"/>
-        <w:numPr>
-          <w:ilvl w:val="0"/>
-          <w:numId w:val="2"/>
-        </w:numPr>
-        <w:spacing w:after="40" w:before="40"/>
-      </w:pPr>
-      <w:r>
-        <w:rPr>
-          <w:rFonts w:ascii="Arial" w:cs="Arial" w:eastAsia="Arial" w:hAnsi="Arial"/>
-          <w:color w:val="444444"/>
-          <w:sz w:val="20"/>
-          <w:szCs w:val="20"/>
-        </w:rPr>
-        <w:t xml:space="preserve">Built and scaled the engineering team from an unstructured 2-person group to a high-performing team of 4 senior-level full-stack developers — growing specialists into autonomous full-stack contributors</w:t>
-      </w:r>
-    </w:p>
-    <w:p>
-      <w:pPr>
-        <w:pStyle w:val="ListParagraph"/>
-        <w:numPr>
-          <w:ilvl w:val="0"/>
-          <w:numId w:val="2"/>
-        </w:numPr>
-        <w:spacing w:after="40" w:before="40"/>
-      </w:pPr>
-      <w:r>
-        <w:rPr>
-          <w:rFonts w:ascii="Arial" w:cs="Arial" w:eastAsia="Arial" w:hAnsi="Arial"/>
-          <w:color w:val="444444"/>
-          <w:sz w:val="20"/>
-          <w:szCs w:val="20"/>
-        </w:rPr>
-        <w:t xml:space="preserve">Established lightweight team processes — twice-daily syncs, clear ownership boundaries — reducing blockers and improving execution speed</w:t>
-      </w:r>
-    </w:p>
-    <w:p>
-      <w:pPr>
-        <w:pStyle w:val="ListParagraph"/>
-        <w:numPr>
-          <w:ilvl w:val="0"/>
-          <w:numId w:val="2"/>
-        </w:numPr>
-        <w:spacing w:after="40" w:before="40"/>
-      </w:pPr>
-      <w:r>
-        <w:rPr>
-          <w:rFonts w:ascii="Arial" w:cs="Arial" w:eastAsia="Arial" w:hAnsi="Arial"/>
-          <w:color w:val="444444"/>
-          <w:sz w:val="20"/>
-          <w:szCs w:val="20"/>
-        </w:rPr>
-        <w:t xml:space="preserve">Introduced GitHub governance, coding standards, branch protection, and release management discipline (CHANGELOG, Keep a Changelog format)</w:t>
-      </w:r>
-    </w:p>
-    <w:p>
-      <w:pPr>
-        <w:pStyle w:val="ListParagraph"/>
-        <w:numPr>
-          <w:ilvl w:val="0"/>
-          <w:numId w:val="2"/>
-        </w:numPr>
-        <w:spacing w:after="40" w:before="40"/>
-      </w:pPr>
-      <w:r>
-        <w:rPr>
-          <w:rFonts w:ascii="Arial" w:cs="Arial" w:eastAsia="Arial" w:hAnsi="Arial"/>
-          <w:color w:val="444444"/>
-          <w:sz w:val="20"/>
-          <w:szCs w:val="20"/>
-        </w:rPr>
-        <w:t xml:space="preserve">Built summit-sdlc: a centralized skills and knowledge base enabling AI-assisted development for architecture decisions, code review, deploy checklists, and developer onboarding</w:t>
-      </w:r>
-    </w:p>
-    <w:p>
-      <w:pPr>
-        <w:pStyle w:val="ListParagraph"/>
-        <w:numPr>
-          <w:ilvl w:val="0"/>
-          <w:numId w:val="2"/>
-        </w:numPr>
-        <w:spacing w:after="40" w:before="40"/>
-      </w:pPr>
-      <w:r>
-        <w:rPr>
-          <w:rFonts w:ascii="Arial" w:cs="Arial" w:eastAsia="Arial" w:hAnsi="Arial"/>
-          <w:color w:val="444444"/>
-          <w:sz w:val="20"/>
-          <w:szCs w:val="20"/>
-        </w:rPr>
-        <w:t xml:space="preserve">Mentored engineers across Vue 3, Spring Boot, AWS, Docker, and Jenkins; ensured no single person was a silo for any critical system</w:t>
-      </w:r>
-    </w:p>
-    <w:p>
-      <w:pPr>
-        <w:spacing w:after="30" w:before="120"/>
+        <w:t xml:space="preserve">DELIVERY UNDER PRESSURE &amp; STAKEHOLDER MANAGEMENT</w:t>
+      </w:r>
+    </w:p>
+    <w:p>
+      <w:pPr>
+        <w:pStyle w:val="ListParagraph"/>
+        <w:numPr>
+          <w:ilvl w:val="0"/>
+          <w:numId w:val="2"/>
+        </w:numPr>
+        <w:spacing w:after="40" w:before="40"/>
+      </w:pPr>
+      <w:r>
+        <w:rPr>
+          <w:rFonts w:ascii="Arial" w:cs="Arial" w:eastAsia="Arial" w:hAnsi="Arial"/>
+          <w:color w:val="444444"/>
+          <w:sz w:val="20"/>
+          <w:szCs w:val="20"/>
+        </w:rPr>
+        <w:t xml:space="preserve">Re-scoped and delivered a hybrid HubSpot/Nuxt CMS architecture — static content in HubSpot, dynamic application in Nuxt — after inheriting a project requiring full technical re-evaluation; delivered a seamless user experience two months after re-scoping</w:t>
+      </w:r>
+    </w:p>
+    <w:p>
+      <w:pPr>
+        <w:pStyle w:val="ListParagraph"/>
+        <w:numPr>
+          <w:ilvl w:val="0"/>
+          <w:numId w:val="2"/>
+        </w:numPr>
+        <w:spacing w:after="40" w:before="40"/>
+      </w:pPr>
+      <w:r>
+        <w:rPr>
+          <w:rFonts w:ascii="Arial" w:cs="Arial" w:eastAsia="Arial" w:hAnsi="Arial"/>
+          <w:color w:val="444444"/>
+          <w:sz w:val="20"/>
+          <w:szCs w:val="20"/>
+        </w:rPr>
+        <w:t xml:space="preserve">Led SSR deployment and dynamic sitemap implementation under significant stakeholder pressure and unclear ownership; diagnosed and resolved production failures post-deployment and recovered to achieve the company's best-ever organic search rankings</w:t>
+      </w:r>
+    </w:p>
+    <w:p>
+      <w:pPr>
+        <w:pStyle w:val="ListParagraph"/>
+        <w:numPr>
+          <w:ilvl w:val="0"/>
+          <w:numId w:val="2"/>
+        </w:numPr>
+        <w:spacing w:after="40" w:before="40"/>
+      </w:pPr>
+      <w:r>
+        <w:rPr>
+          <w:rFonts w:ascii="Arial" w:cs="Arial" w:eastAsia="Arial" w:hAnsi="Arial"/>
+          <w:color w:val="444444"/>
+          <w:sz w:val="20"/>
+          <w:szCs w:val="20"/>
+        </w:rPr>
+        <w:t xml:space="preserve">Conducted ground-up Google Search Console analysis alongside CTO and contractor to identify the full picture of contributing factors to an SEO value drop, separating technical from non-technical causes</w:t>
+      </w:r>
+    </w:p>
+    <w:p>
+      <w:pPr>
+        <w:pStyle w:val="ListParagraph"/>
+        <w:numPr>
+          <w:ilvl w:val="0"/>
+          <w:numId w:val="2"/>
+        </w:numPr>
+        <w:spacing w:after="40" w:before="40"/>
+      </w:pPr>
+      <w:r>
+        <w:rPr>
+          <w:rFonts w:ascii="Arial" w:cs="Arial" w:eastAsia="Arial" w:hAnsi="Arial"/>
+          <w:color w:val="444444"/>
+          <w:sz w:val="20"/>
+          <w:szCs w:val="20"/>
+        </w:rPr>
+        <w:t xml:space="preserve">Maintained delivery and team stability through significant contractor attrition during a critical deployment window — completing the release with the team that remained</w:t>
+      </w:r>
+    </w:p>
+    <w:p>
+      <w:pPr>
+        <w:pStyle w:val="ListParagraph"/>
+        <w:numPr>
+          <w:ilvl w:val="0"/>
+          <w:numId w:val="2"/>
+        </w:numPr>
+        <w:spacing w:after="40" w:before="40"/>
+      </w:pPr>
+      <w:r>
+        <w:rPr>
+          <w:rFonts w:ascii="Arial" w:cs="Arial" w:eastAsia="Arial" w:hAnsi="Arial"/>
+          <w:color w:val="444444"/>
+          <w:sz w:val="20"/>
+          <w:szCs w:val="20"/>
+        </w:rPr>
+        <w:t xml:space="preserve">Identified and documented critical infrastructure gaps including pipeline configurations absent from source control, active credential exposure from former employees, and absence of application-error monitoring</w:t>
+      </w:r>
+    </w:p>
+    <w:p>
+      <w:pPr>
+        <w:spacing w:after="30" w:before="140"/>
       </w:pPr>
       <w:r>
         <w:rPr>
@@ -699,6 +718,156 @@
           <w:sz w:val="18"/>
           <w:szCs w:val="18"/>
         </w:rPr>
+        <w:t xml:space="preserve">TEAM LEADERSHIP &amp; DEVELOPER GROWTH</w:t>
+      </w:r>
+    </w:p>
+    <w:p>
+      <w:pPr>
+        <w:pStyle w:val="ListParagraph"/>
+        <w:numPr>
+          <w:ilvl w:val="0"/>
+          <w:numId w:val="2"/>
+        </w:numPr>
+        <w:spacing w:after="40" w:before="40"/>
+      </w:pPr>
+      <w:r>
+        <w:rPr>
+          <w:rFonts w:ascii="Arial" w:cs="Arial" w:eastAsia="Arial" w:hAnsi="Arial"/>
+          <w:color w:val="444444"/>
+          <w:sz w:val="20"/>
+          <w:szCs w:val="20"/>
+        </w:rPr>
+        <w:t xml:space="preserve">Built and scaled the engineering team from an unstructured 2-person group to five engineers across frontend, backend, DevOps, SEO/technical, and security disciplines — every developer growing beyond their original lane</w:t>
+      </w:r>
+    </w:p>
+    <w:p>
+      <w:pPr>
+        <w:pStyle w:val="ListParagraph"/>
+        <w:numPr>
+          <w:ilvl w:val="0"/>
+          <w:numId w:val="2"/>
+        </w:numPr>
+        <w:spacing w:after="40" w:before="40"/>
+      </w:pPr>
+      <w:r>
+        <w:rPr>
+          <w:rFonts w:ascii="Arial" w:cs="Arial" w:eastAsia="Arial" w:hAnsi="Arial"/>
+          <w:color w:val="444444"/>
+          <w:sz w:val="20"/>
+          <w:szCs w:val="20"/>
+        </w:rPr>
+        <w:t xml:space="preserve">Grew two junior developers across different educational backgrounds into young seniors capable of leading project workstreams, researching solutions independently, and bringing decisions rather than waiting for direction</w:t>
+      </w:r>
+    </w:p>
+    <w:p>
+      <w:pPr>
+        <w:pStyle w:val="ListParagraph"/>
+        <w:numPr>
+          <w:ilvl w:val="0"/>
+          <w:numId w:val="2"/>
+        </w:numPr>
+        <w:spacing w:after="40" w:before="40"/>
+      </w:pPr>
+      <w:r>
+        <w:rPr>
+          <w:rFonts w:ascii="Arial" w:cs="Arial" w:eastAsia="Arial" w:hAnsi="Arial"/>
+          <w:color w:val="444444"/>
+          <w:sz w:val="20"/>
+          <w:szCs w:val="20"/>
+        </w:rPr>
+        <w:t xml:space="preserve">Developed an infrastructure-background engineer into a full-stack contributor who now owns CI/CD pipeline health, deployment failure remediation, and AWS environment management</w:t>
+      </w:r>
+    </w:p>
+    <w:p>
+      <w:pPr>
+        <w:pStyle w:val="ListParagraph"/>
+        <w:numPr>
+          <w:ilvl w:val="0"/>
+          <w:numId w:val="2"/>
+        </w:numPr>
+        <w:spacing w:after="40" w:before="40"/>
+      </w:pPr>
+      <w:r>
+        <w:rPr>
+          <w:rFonts w:ascii="Arial" w:cs="Arial" w:eastAsia="Arial" w:hAnsi="Arial"/>
+          <w:color w:val="444444"/>
+          <w:sz w:val="20"/>
+          <w:szCs w:val="20"/>
+        </w:rPr>
+        <w:t xml:space="preserve">Established twice-daily alignment syncs as a structured mentorship mechanism — removing blockers, teaching diagnostic frameworks, and building the judgment that turns capable coders into engineers</w:t>
+      </w:r>
+    </w:p>
+    <w:p>
+      <w:pPr>
+        <w:pStyle w:val="ListParagraph"/>
+        <w:numPr>
+          <w:ilvl w:val="0"/>
+          <w:numId w:val="2"/>
+        </w:numPr>
+        <w:spacing w:after="40" w:before="40"/>
+      </w:pPr>
+      <w:r>
+        <w:rPr>
+          <w:rFonts w:ascii="Arial" w:cs="Arial" w:eastAsia="Arial" w:hAnsi="Arial"/>
+          <w:color w:val="444444"/>
+          <w:sz w:val="20"/>
+          <w:szCs w:val="20"/>
+        </w:rPr>
+        <w:t xml:space="preserve">Distributed leadership across the team when board-driven initiatives exceeded realistic velocity — each developer became a project lead, freeing the team from a single-point-of-failure bottleneck</w:t>
+      </w:r>
+    </w:p>
+    <w:p>
+      <w:pPr>
+        <w:pStyle w:val="ListParagraph"/>
+        <w:numPr>
+          <w:ilvl w:val="0"/>
+          <w:numId w:val="2"/>
+        </w:numPr>
+        <w:spacing w:after="40" w:before="40"/>
+      </w:pPr>
+      <w:r>
+        <w:rPr>
+          <w:rFonts w:ascii="Arial" w:cs="Arial" w:eastAsia="Arial" w:hAnsi="Arial"/>
+          <w:color w:val="444444"/>
+          <w:sz w:val="20"/>
+          <w:szCs w:val="20"/>
+        </w:rPr>
+        <w:t xml:space="preserve">Enabled full ownership of release management within the team — designing an Asana-based framework tying work tasks to environment promotion, release notes, and production deployment documentation</w:t>
+      </w:r>
+    </w:p>
+    <w:p>
+      <w:pPr>
+        <w:pStyle w:val="ListParagraph"/>
+        <w:numPr>
+          <w:ilvl w:val="0"/>
+          <w:numId w:val="2"/>
+        </w:numPr>
+        <w:spacing w:after="40" w:before="40"/>
+      </w:pPr>
+      <w:r>
+        <w:rPr>
+          <w:rFonts w:ascii="Arial" w:cs="Arial" w:eastAsia="Arial" w:hAnsi="Arial"/>
+          <w:color w:val="444444"/>
+          <w:sz w:val="20"/>
+          <w:szCs w:val="20"/>
+        </w:rPr>
+        <w:t xml:space="preserve">Built a centralized AI-assisted development knowledge base covering architecture decisions, code review, deploy checklists, and onboarding</w:t>
+      </w:r>
+    </w:p>
+    <w:p>
+      <w:pPr>
+        <w:spacing w:after="30" w:before="140"/>
+      </w:pPr>
+      <w:r>
+        <w:rPr>
+          <w:rFonts w:ascii="Arial" w:cs="Arial" w:eastAsia="Arial" w:hAnsi="Arial"/>
+          <w:b/>
+          <w:bCs/>
+          <w:color w:val="2E75B6"/>
+          <w:spacing w:val="30"/>
+          <w:sz w:val="18"/>
+          <w:szCs w:val="18"/>
+        </w:rPr>
         <w:t xml:space="preserve">CROSS-FUNCTIONAL &amp; EXECUTIVE PARTNERSHIP</w:t>
       </w:r>
     </w:p>
@@ -737,45 +906,26 @@
           <w:sz w:val="20"/>
           <w:szCs w:val="20"/>
         </w:rPr>
-        <w:t xml:space="preserve">Shifted engineering culture from a siloed, transactional model to a collaborative partnership with business stakeholders, improving trust, alignment, and delivery of meaningful outcomes</w:t>
-      </w:r>
-    </w:p>
-    <w:p>
-      <w:pPr>
-        <w:pStyle w:val="ListParagraph"/>
-        <w:numPr>
-          <w:ilvl w:val="0"/>
-          <w:numId w:val="2"/>
-        </w:numPr>
-        <w:spacing w:after="40" w:before="40"/>
-      </w:pPr>
-      <w:r>
-        <w:rPr>
-          <w:rFonts w:ascii="Arial" w:cs="Arial" w:eastAsia="Arial" w:hAnsi="Arial"/>
-          <w:color w:val="444444"/>
-          <w:sz w:val="20"/>
-          <w:szCs w:val="20"/>
-        </w:rPr>
-        <w:t xml:space="preserve">Drove revenue-impacting improvements to data pipelines and internal tooling giving sales and marketing teams real-time visibility into customer and course data</w:t>
-      </w:r>
-    </w:p>
-    <w:p>
-      <w:pPr>
-        <w:pStyle w:val="ListParagraph"/>
-        <w:numPr>
-          <w:ilvl w:val="0"/>
-          <w:numId w:val="2"/>
-        </w:numPr>
-        <w:spacing w:after="40" w:before="40"/>
-      </w:pPr>
-      <w:r>
-        <w:rPr>
-          <w:rFonts w:ascii="Arial" w:cs="Arial" w:eastAsia="Arial" w:hAnsi="Arial"/>
-          <w:color w:val="444444"/>
-          <w:sz w:val="20"/>
-          <w:szCs w:val="20"/>
-        </w:rPr>
-        <w:t xml:space="preserve">Identified and documented critical infrastructure gaps — Jenkins configs absent from source control, active IAM keys for former employees, zero application-error monitoring — and created actionable remediation plans</w:t>
+        <w:t xml:space="preserve">Established a sustainable-pace, no-blame engineering culture in month two of tenure — held that standard for 4.5 years through a private equity acquisition and accelerated delivery demands while other teams in the company faced significant burnout and turnover</w:t>
+      </w:r>
+    </w:p>
+    <w:p>
+      <w:pPr>
+        <w:pStyle w:val="ListParagraph"/>
+        <w:numPr>
+          <w:ilvl w:val="0"/>
+          <w:numId w:val="2"/>
+        </w:numPr>
+        <w:spacing w:after="40" w:before="40"/>
+      </w:pPr>
+      <w:r>
+        <w:rPr>
+          <w:rFonts w:ascii="Arial" w:cs="Arial" w:eastAsia="Arial" w:hAnsi="Arial"/>
+          <w:color w:val="444444"/>
+          <w:sz w:val="20"/>
+          <w:szCs w:val="20"/>
+        </w:rPr>
+        <w:t xml:space="preserve">Shifted engineering culture from siloed and transactional to a trusted cross-functional partner, improving alignment and the team's ability to deliver meaningful outcomes across departments</w:t>
       </w:r>
     </w:p>
     <w:p>
@@ -802,7 +952,7 @@
           <w:sz w:val="18"/>
           <w:szCs w:val="18"/>
         </w:rPr>
-        <w:t xml:space="preserve">Java · Spring Boot · Vue 3 · Nuxt.js · AWS (EB, Lambda, Aurora, SQS, API GW) · Docker · Jenkins · Python · MySQL</w:t>
+        <w:t xml:space="preserve">Java · Spring Boot · Vue 3 · Nuxt.js · AWS (EB, Lambda, Aurora, SQS, API GW) · Docker · Jenkins · Python · MySQL · HubSpot CMS</w:t>
       </w:r>
     </w:p>
     <w:p>
@@ -810,6 +960,12 @@
         <w:spacing w:after="80" w:before="0"/>
       </w:pPr>
       <w:r>
+        <w:rPr>
+          <w:rFonts w:ascii="Arial" w:cs="Arial" w:eastAsia="Arial" w:hAnsi="Arial"/>
+          <w:color w:val="444444"/>
+          <w:sz w:val="20"/>
+          <w:szCs w:val="20"/>
+        </w:rPr>
         <w:t xml:space="preserve"/>
       </w:r>
     </w:p>
@@ -829,7 +985,18 @@
           <w:sz w:val="24"/>
           <w:szCs w:val="24"/>
         </w:rPr>
-        <w:t xml:space="preserve">Senior Software Engineer</w:t>
+        <w:t xml:space="preserve">Software Engineer</w:t>
+      </w:r>
+      <w:r>
+        <w:rPr>
+          <w:rFonts w:ascii="Arial" w:cs="Arial" w:eastAsia="Arial" w:hAnsi="Arial"/>
+          <w:i/>
+          <w:iCs/>
+          <w:color w:val="666666"/>
+          <w:sz w:val="20"/>
+          <w:szCs w:val="20"/>
+        </w:rPr>
+        <w:t xml:space="preserve">  (Junior Developer → Special Projects &amp; Architecture)</w:t>
       </w:r>
       <w:r>
         <w:rPr>
@@ -887,64 +1054,231 @@
           <w:sz w:val="20"/>
           <w:szCs w:val="20"/>
         </w:rPr>
-        <w:t xml:space="preserve">Designed next-generation data systems and tooling supporting enterprise analytics, reporting, and data synchronization.</w:t>
-      </w:r>
-    </w:p>
-    <w:p>
-      <w:pPr>
-        <w:pStyle w:val="ListParagraph"/>
-        <w:numPr>
-          <w:ilvl w:val="0"/>
-          <w:numId w:val="2"/>
-        </w:numPr>
-        <w:spacing w:after="40" w:before="40"/>
-      </w:pPr>
-      <w:r>
-        <w:rPr>
-          <w:rFonts w:ascii="Arial" w:cs="Arial" w:eastAsia="Arial" w:hAnsi="Arial"/>
-          <w:color w:val="444444"/>
-          <w:sz w:val="20"/>
-          <w:szCs w:val="20"/>
-        </w:rPr>
-        <w:t xml:space="preserve">Architected unified API layer across all company databases using TypeScript, Prisma, and Hapi.js — consolidating fragmented data access patterns across the enterprise</w:t>
-      </w:r>
-    </w:p>
-    <w:p>
-      <w:pPr>
-        <w:pStyle w:val="ListParagraph"/>
-        <w:numPr>
-          <w:ilvl w:val="0"/>
-          <w:numId w:val="2"/>
-        </w:numPr>
-        <w:spacing w:after="40" w:before="40"/>
-      </w:pPr>
-      <w:r>
-        <w:rPr>
-          <w:rFonts w:ascii="Arial" w:cs="Arial" w:eastAsia="Arial" w:hAnsi="Arial"/>
-          <w:color w:val="444444"/>
-          <w:sz w:val="20"/>
-          <w:szCs w:val="20"/>
-        </w:rPr>
-        <w:t xml:space="preserve">Developed data synchronization tooling between Rocket Pick multivalue database and Microsoft SQL Server</w:t>
-      </w:r>
-    </w:p>
-    <w:p>
-      <w:pPr>
-        <w:pStyle w:val="ListParagraph"/>
-        <w:numPr>
-          <w:ilvl w:val="0"/>
-          <w:numId w:val="2"/>
-        </w:numPr>
-        <w:spacing w:after="40" w:before="40"/>
-      </w:pPr>
-      <w:r>
-        <w:rPr>
-          <w:rFonts w:ascii="Arial" w:cs="Arial" w:eastAsia="Arial" w:hAnsi="Arial"/>
-          <w:color w:val="444444"/>
-          <w:sz w:val="20"/>
-          <w:szCs w:val="20"/>
-        </w:rPr>
-        <w:t xml:space="preserve">Streamlined incident mitigation through a structured information-gathering process, reducing mean time to resolution</w:t>
+        <w:t xml:space="preserve">Joined as a Junior Developer and was progressively given expanded scope and direct access to the director based on demonstrated ownership and technical judgment — culminating in architecture team placement.</w:t>
+      </w:r>
+    </w:p>
+    <w:p>
+      <w:pPr>
+        <w:spacing w:after="30" w:before="140"/>
+      </w:pPr>
+      <w:r>
+        <w:rPr>
+          <w:rFonts w:ascii="Arial" w:cs="Arial" w:eastAsia="Arial" w:hAnsi="Arial"/>
+          <w:b/>
+          <w:bCs/>
+          <w:color w:val="2E75B6"/>
+          <w:spacing w:val="30"/>
+          <w:sz w:val="18"/>
+          <w:szCs w:val="18"/>
+        </w:rPr>
+        <w:t xml:space="preserve">ETL OWNERSHIP</w:t>
+      </w:r>
+    </w:p>
+    <w:p>
+      <w:pPr>
+        <w:pStyle w:val="ListParagraph"/>
+        <w:numPr>
+          <w:ilvl w:val="0"/>
+          <w:numId w:val="2"/>
+        </w:numPr>
+        <w:spacing w:after="40" w:before="40"/>
+      </w:pPr>
+      <w:r>
+        <w:rPr>
+          <w:rFonts w:ascii="Arial" w:cs="Arial" w:eastAsia="Arial" w:hAnsi="Arial"/>
+          <w:color w:val="444444"/>
+          <w:sz w:val="20"/>
+          <w:szCs w:val="20"/>
+        </w:rPr>
+        <w:t xml:space="preserve">Inherited a business-critical Java ETL pipeline with no documentation and no knowledge transfer — learned the system entirely from the code and supported it through full ownership</w:t>
+      </w:r>
+    </w:p>
+    <w:p>
+      <w:pPr>
+        <w:pStyle w:val="ListParagraph"/>
+        <w:numPr>
+          <w:ilvl w:val="0"/>
+          <w:numId w:val="2"/>
+        </w:numPr>
+        <w:spacing w:after="40" w:before="40"/>
+      </w:pPr>
+      <w:r>
+        <w:rPr>
+          <w:rFonts w:ascii="Arial" w:cs="Arial" w:eastAsia="Arial" w:hAnsi="Arial"/>
+          <w:color w:val="444444"/>
+          <w:sz w:val="20"/>
+          <w:szCs w:val="20"/>
+        </w:rPr>
+        <w:t xml:space="preserve">Maintained differential sync architecture processing hourly, daily, and full weekly data sets from UniVerse-generated index dumps into Microsoft SQL Server — sustaining MLM sales accreditation data integrity across downstream/upstream hierarchies</w:t>
+      </w:r>
+    </w:p>
+    <w:p>
+      <w:pPr>
+        <w:pStyle w:val="ListParagraph"/>
+        <w:numPr>
+          <w:ilvl w:val="0"/>
+          <w:numId w:val="2"/>
+        </w:numPr>
+        <w:spacing w:after="40" w:before="40"/>
+      </w:pPr>
+      <w:r>
+        <w:rPr>
+          <w:rFonts w:ascii="Arial" w:cs="Arial" w:eastAsia="Arial" w:hAnsi="Arial"/>
+          <w:color w:val="444444"/>
+          <w:sz w:val="20"/>
+          <w:szCs w:val="20"/>
+        </w:rPr>
+        <w:t xml:space="preserve">Diagnosed every production failure as a data integrity issue rather than an application failure — building enough system understanding to distinguish the two confidently without documentation or prior context</w:t>
+      </w:r>
+    </w:p>
+    <w:p>
+      <w:pPr>
+        <w:pStyle w:val="ListParagraph"/>
+        <w:numPr>
+          <w:ilvl w:val="0"/>
+          <w:numId w:val="2"/>
+        </w:numPr>
+        <w:spacing w:after="40" w:before="40"/>
+      </w:pPr>
+      <w:r>
+        <w:rPr>
+          <w:rFonts w:ascii="Arial" w:cs="Arial" w:eastAsia="Arial" w:hAnsi="Arial"/>
+          <w:color w:val="444444"/>
+          <w:sz w:val="20"/>
+          <w:szCs w:val="20"/>
+        </w:rPr>
+        <w:t xml:space="preserve">Collaborated closely with DBAs across both UniVerse and SQL Server to understand data contracts at the boundary between legacy and modern systems</w:t>
+      </w:r>
+    </w:p>
+    <w:p>
+      <w:pPr>
+        <w:pStyle w:val="ListParagraph"/>
+        <w:numPr>
+          <w:ilvl w:val="0"/>
+          <w:numId w:val="2"/>
+        </w:numPr>
+        <w:spacing w:after="40" w:before="40"/>
+      </w:pPr>
+      <w:r>
+        <w:rPr>
+          <w:rFonts w:ascii="Arial" w:cs="Arial" w:eastAsia="Arial" w:hAnsi="Arial"/>
+          <w:color w:val="444444"/>
+          <w:sz w:val="20"/>
+          <w:szCs w:val="20"/>
+        </w:rPr>
+        <w:t xml:space="preserve">Produced thorough handoff documentation on departure — deliberately breaking the undocumented inheritance cycle that had complicated the role on arrival</w:t>
+      </w:r>
+    </w:p>
+    <w:p>
+      <w:pPr>
+        <w:spacing w:after="30" w:before="140"/>
+      </w:pPr>
+      <w:r>
+        <w:rPr>
+          <w:rFonts w:ascii="Arial" w:cs="Arial" w:eastAsia="Arial" w:hAnsi="Arial"/>
+          <w:b/>
+          <w:bCs/>
+          <w:color w:val="2E75B6"/>
+          <w:spacing w:val="30"/>
+          <w:sz w:val="18"/>
+          <w:szCs w:val="18"/>
+        </w:rPr>
+        <w:t xml:space="preserve">SPECIAL PROJECTS &amp; ARCHITECTURE</w:t>
+      </w:r>
+    </w:p>
+    <w:p>
+      <w:pPr>
+        <w:pStyle w:val="ListParagraph"/>
+        <w:numPr>
+          <w:ilvl w:val="0"/>
+          <w:numId w:val="2"/>
+        </w:numPr>
+        <w:spacing w:after="40" w:before="40"/>
+      </w:pPr>
+      <w:r>
+        <w:rPr>
+          <w:rFonts w:ascii="Arial" w:cs="Arial" w:eastAsia="Arial" w:hAnsi="Arial"/>
+          <w:color w:val="444444"/>
+          <w:sz w:val="20"/>
+          <w:szCs w:val="20"/>
+        </w:rPr>
+        <w:t xml:space="preserve">Identified by incoming director as most senior engineer — recognized specifically for the habit of redirecting urgent issue discussions away from blame and toward resolution without any authority to do so</w:t>
+      </w:r>
+    </w:p>
+    <w:p>
+      <w:pPr>
+        <w:pStyle w:val="ListParagraph"/>
+        <w:numPr>
+          <w:ilvl w:val="0"/>
+          <w:numId w:val="2"/>
+        </w:numPr>
+        <w:spacing w:after="40" w:before="40"/>
+      </w:pPr>
+      <w:r>
+        <w:rPr>
+          <w:rFonts w:ascii="Arial" w:cs="Arial" w:eastAsia="Arial" w:hAnsi="Arial"/>
+          <w:color w:val="444444"/>
+          <w:sz w:val="20"/>
+          <w:szCs w:val="20"/>
+        </w:rPr>
+        <w:t xml:space="preserve">Evaluated Go for enterprise adoption — recommended against it despite strong technical fit, advising that organizational absorption cost and impact on a team with 25-year tenured engineers outweighed the technical benefits</w:t>
+      </w:r>
+    </w:p>
+    <w:p>
+      <w:pPr>
+        <w:pStyle w:val="ListParagraph"/>
+        <w:numPr>
+          <w:ilvl w:val="0"/>
+          <w:numId w:val="2"/>
+        </w:numPr>
+        <w:spacing w:after="40" w:before="40"/>
+      </w:pPr>
+      <w:r>
+        <w:rPr>
+          <w:rFonts w:ascii="Arial" w:cs="Arial" w:eastAsia="Arial" w:hAnsi="Arial"/>
+          <w:color w:val="444444"/>
+          <w:sz w:val="20"/>
+          <w:szCs w:val="20"/>
+        </w:rPr>
+        <w:t xml:space="preserve">Built a unified API layer consolidating five databases into a single entity structure using Hapi.js and Prisma ORM — including custom tooling to enable multi-database introspection with separate output directories, working around a native limitation in Prisma</w:t>
+      </w:r>
+    </w:p>
+    <w:p>
+      <w:pPr>
+        <w:pStyle w:val="ListParagraph"/>
+        <w:numPr>
+          <w:ilvl w:val="0"/>
+          <w:numId w:val="2"/>
+        </w:numPr>
+        <w:spacing w:after="40" w:before="40"/>
+      </w:pPr>
+      <w:r>
+        <w:rPr>
+          <w:rFonts w:ascii="Arial" w:cs="Arial" w:eastAsia="Arial" w:hAnsi="Arial"/>
+          <w:color w:val="444444"/>
+          <w:sz w:val="20"/>
+          <w:szCs w:val="20"/>
+        </w:rPr>
+        <w:t xml:space="preserve">Collaborated with two engineers with 20+ years tenure each to debate data access patterns and produce OpenAPI specifications for next-generation platform applications</w:t>
+      </w:r>
+    </w:p>
+    <w:p>
+      <w:pPr>
+        <w:pStyle w:val="ListParagraph"/>
+        <w:numPr>
+          <w:ilvl w:val="0"/>
+          <w:numId w:val="2"/>
+        </w:numPr>
+        <w:spacing w:after="40" w:before="40"/>
+      </w:pPr>
+      <w:r>
+        <w:rPr>
+          <w:rFonts w:ascii="Arial" w:cs="Arial" w:eastAsia="Arial" w:hAnsi="Arial"/>
+          <w:color w:val="444444"/>
+          <w:sz w:val="20"/>
+          <w:szCs w:val="20"/>
+        </w:rPr>
+        <w:t xml:space="preserve">Placed into the architecture group by the director to develop in the direction of technical leadership — based on demonstrated judgment across ownership, evaluation, and design work</w:t>
       </w:r>
     </w:p>
     <w:p>
@@ -971,7 +1305,7 @@
           <w:sz w:val="18"/>
           <w:szCs w:val="18"/>
         </w:rPr>
-        <w:t xml:space="preserve">TypeScript · Node.js · Hapi.js · Prisma · SQL Server · Pick/UniVerse</w:t>
+        <w:t xml:space="preserve">Java · TypeScript · Node.js · Hapi.js · Prisma · Go · SQL Server · Pick/UniVerse · OpenAPI</w:t>
       </w:r>
     </w:p>
     <w:p>
@@ -979,6 +1313,12 @@
         <w:spacing w:after="80" w:before="0"/>
       </w:pPr>
       <w:r>
+        <w:rPr>
+          <w:rFonts w:ascii="Arial" w:cs="Arial" w:eastAsia="Arial" w:hAnsi="Arial"/>
+          <w:color w:val="444444"/>
+          <w:sz w:val="20"/>
+          <w:szCs w:val="20"/>
+        </w:rPr>
         <w:t xml:space="preserve"/>
       </w:r>
     </w:p>
@@ -1031,7 +1371,7 @@
           <w:sz w:val="22"/>
           <w:szCs w:val="22"/>
         </w:rPr>
-        <w:t xml:space="preserve">Atos | Syntel</w:t>
+        <w:t xml:space="preserve">Atos | Syntel  (client: FedEx)</w:t>
       </w:r>
       <w:r>
         <w:rPr>
@@ -1056,102 +1396,267 @@
           <w:sz w:val="20"/>
           <w:szCs w:val="20"/>
         </w:rPr>
-        <w:t xml:space="preserve">Developed and maintained enterprise logistics and supply chain software for global clients across 16 production applications.</w:t>
-      </w:r>
-    </w:p>
-    <w:p>
-      <w:pPr>
-        <w:pStyle w:val="ListParagraph"/>
-        <w:numPr>
-          <w:ilvl w:val="0"/>
-          <w:numId w:val="2"/>
-        </w:numPr>
-        <w:spacing w:after="40" w:before="40"/>
-      </w:pPr>
-      <w:r>
-        <w:rPr>
-          <w:rFonts w:ascii="Arial" w:cs="Arial" w:eastAsia="Arial" w:hAnsi="Arial"/>
-          <w:color w:val="444444"/>
-          <w:sz w:val="20"/>
-          <w:szCs w:val="20"/>
-        </w:rPr>
-        <w:t xml:space="preserve">Modernized DevOps workflows for 16 applications using GitLab and Jenkins; standardized pipelines and cut daily meeting overhead in half</w:t>
-      </w:r>
-    </w:p>
-    <w:p>
-      <w:pPr>
-        <w:pStyle w:val="ListParagraph"/>
-        <w:numPr>
-          <w:ilvl w:val="0"/>
-          <w:numId w:val="2"/>
-        </w:numPr>
-        <w:spacing w:after="40" w:before="40"/>
-      </w:pPr>
-      <w:r>
-        <w:rPr>
-          <w:rFonts w:ascii="Arial" w:cs="Arial" w:eastAsia="Arial" w:hAnsi="Arial"/>
-          <w:color w:val="444444"/>
-          <w:sz w:val="20"/>
-          <w:szCs w:val="20"/>
-        </w:rPr>
-        <w:t xml:space="preserve">Reduced codebase size by 5% through DRY principles and pattern standardization; improved code quality with consistent style guides and review practices</w:t>
-      </w:r>
-    </w:p>
-    <w:p>
-      <w:pPr>
-        <w:pStyle w:val="ListParagraph"/>
-        <w:numPr>
-          <w:ilvl w:val="0"/>
-          <w:numId w:val="2"/>
-        </w:numPr>
-        <w:spacing w:after="40" w:before="40"/>
-      </w:pPr>
-      <w:r>
-        <w:rPr>
-          <w:rFonts w:ascii="Arial" w:cs="Arial" w:eastAsia="Arial" w:hAnsi="Arial"/>
-          <w:color w:val="444444"/>
-          <w:sz w:val="20"/>
-          <w:szCs w:val="20"/>
-        </w:rPr>
-        <w:t xml:space="preserve">Managed 30 TB of database infrastructure — schema design, query optimization, storage reduction — eliminating timeout and contention issues that had halted business operations</w:t>
-      </w:r>
-    </w:p>
-    <w:p>
-      <w:pPr>
-        <w:pStyle w:val="ListParagraph"/>
-        <w:numPr>
-          <w:ilvl w:val="0"/>
-          <w:numId w:val="2"/>
-        </w:numPr>
-        <w:spacing w:after="40" w:before="40"/>
-      </w:pPr>
-      <w:r>
-        <w:rPr>
-          <w:rFonts w:ascii="Arial" w:cs="Arial" w:eastAsia="Arial" w:hAnsi="Arial"/>
-          <w:color w:val="444444"/>
-          <w:sz w:val="20"/>
-          <w:szCs w:val="20"/>
-        </w:rPr>
-        <w:t xml:space="preserve">Built internal analytics tooling using Bash and Python, giving application owners first-time visibility into their data</w:t>
-      </w:r>
-    </w:p>
-    <w:p>
-      <w:pPr>
-        <w:pStyle w:val="ListParagraph"/>
-        <w:numPr>
-          <w:ilvl w:val="0"/>
-          <w:numId w:val="2"/>
-        </w:numPr>
-        <w:spacing w:after="40" w:before="40"/>
-      </w:pPr>
-      <w:r>
-        <w:rPr>
-          <w:rFonts w:ascii="Arial" w:cs="Arial" w:eastAsia="Arial" w:hAnsi="Arial"/>
-          <w:color w:val="444444"/>
-          <w:sz w:val="20"/>
-          <w:szCs w:val="20"/>
-        </w:rPr>
-        <w:t xml:space="preserve">Drove modernization across team portfolio: Gradle, Spring Boot, Splunk, and AppDynamics adoption</w:t>
+        <w:t xml:space="preserve">Six years across three distinct engineering domains at FedEx — security systems, enterprise-scale distributed data infrastructure, and organizational hierarchy data with cloud migration.</w:t>
+      </w:r>
+    </w:p>
+    <w:p>
+      <w:pPr>
+        <w:spacing w:after="30" w:before="140"/>
+      </w:pPr>
+      <w:r>
+        <w:rPr>
+          <w:rFonts w:ascii="Arial" w:cs="Arial" w:eastAsia="Arial" w:hAnsi="Arial"/>
+          <w:b/>
+          <w:bCs/>
+          <w:color w:val="2E75B6"/>
+          <w:spacing w:val="30"/>
+          <w:sz w:val="18"/>
+          <w:szCs w:val="18"/>
+        </w:rPr>
+        <w:t xml:space="preserve">ANTI-FRAUD PLATFORM  ·  2014–2015</w:t>
+      </w:r>
+    </w:p>
+    <w:p>
+      <w:pPr>
+        <w:pStyle w:val="ListParagraph"/>
+        <w:numPr>
+          <w:ilvl w:val="0"/>
+          <w:numId w:val="2"/>
+        </w:numPr>
+        <w:spacing w:after="40" w:before="40"/>
+      </w:pPr>
+      <w:r>
+        <w:rPr>
+          <w:rFonts w:ascii="Arial" w:cs="Arial" w:eastAsia="Arial" w:hAnsi="Arial"/>
+          <w:color w:val="444444"/>
+          <w:sz w:val="20"/>
+          <w:szCs w:val="20"/>
+        </w:rPr>
+        <w:t xml:space="preserve">Built a fraud detection application for the FedEx security team implementing black/gray list logic across users, email domains, and geographic locations with known fraudulent activity patterns</w:t>
+      </w:r>
+    </w:p>
+    <w:p>
+      <w:pPr>
+        <w:pStyle w:val="ListParagraph"/>
+        <w:numPr>
+          <w:ilvl w:val="0"/>
+          <w:numId w:val="2"/>
+        </w:numPr>
+        <w:spacing w:after="40" w:before="40"/>
+      </w:pPr>
+      <w:r>
+        <w:rPr>
+          <w:rFonts w:ascii="Arial" w:cs="Arial" w:eastAsia="Arial" w:hAnsi="Arial"/>
+          <w:color w:val="444444"/>
+          <w:sz w:val="20"/>
+          <w:szCs w:val="20"/>
+        </w:rPr>
+        <w:t xml:space="preserve">Enabled the security team to maintain and act on a curated risk registry across multiple fraud signal types</w:t>
+      </w:r>
+    </w:p>
+    <w:p>
+      <w:pPr>
+        <w:spacing w:after="30" w:before="140"/>
+      </w:pPr>
+      <w:r>
+        <w:rPr>
+          <w:rFonts w:ascii="Arial" w:cs="Arial" w:eastAsia="Arial" w:hAnsi="Arial"/>
+          <w:b/>
+          <w:bCs/>
+          <w:color w:val="2E75B6"/>
+          <w:spacing w:val="30"/>
+          <w:sz w:val="18"/>
+          <w:szCs w:val="18"/>
+        </w:rPr>
+        <w:t xml:space="preserve">COMMON DATA SERVICE (CDS)  ·  2015–2019</w:t>
+      </w:r>
+    </w:p>
+    <w:p>
+      <w:pPr>
+        <w:pStyle w:val="ListParagraph"/>
+        <w:numPr>
+          <w:ilvl w:val="0"/>
+          <w:numId w:val="2"/>
+        </w:numPr>
+        <w:spacing w:after="40" w:before="40"/>
+      </w:pPr>
+      <w:r>
+        <w:rPr>
+          <w:rFonts w:ascii="Arial" w:cs="Arial" w:eastAsia="Arial" w:hAnsi="Arial"/>
+          <w:color w:val="444444"/>
+          <w:sz w:val="20"/>
+          <w:szCs w:val="20"/>
+        </w:rPr>
+        <w:t xml:space="preserve">Owned and operated CDS — a multi-tenant XML data platform deployed across two redundant data centers, each with tiered zone isolation: a dedicated 25 TB zone for a single enterprise customer storing large operational facility configurations, and a shared 5 TB zone serving all other clients</w:t>
+      </w:r>
+    </w:p>
+    <w:p>
+      <w:pPr>
+        <w:pStyle w:val="ListParagraph"/>
+        <w:numPr>
+          <w:ilvl w:val="0"/>
+          <w:numId w:val="2"/>
+        </w:numPr>
+        <w:spacing w:after="40" w:before="40"/>
+      </w:pPr>
+      <w:r>
+        <w:rPr>
+          <w:rFonts w:ascii="Arial" w:cs="Arial" w:eastAsia="Arial" w:hAnsi="Arial"/>
+          <w:color w:val="444444"/>
+          <w:sz w:val="20"/>
+          <w:szCs w:val="20"/>
+        </w:rPr>
+        <w:t xml:space="preserve">Supported a broad client base across FedEx operating companies including FedEx Office (kiosk shipping data), Address EFS (GPS coordinates, truck parking locations, shipping instructions, drop-off locations), cloud infrastructure configuration teams, and numerous internal applications</w:t>
+      </w:r>
+    </w:p>
+    <w:p>
+      <w:pPr>
+        <w:pStyle w:val="ListParagraph"/>
+        <w:numPr>
+          <w:ilvl w:val="0"/>
+          <w:numId w:val="2"/>
+        </w:numPr>
+        <w:spacing w:after="40" w:before="40"/>
+      </w:pPr>
+      <w:r>
+        <w:rPr>
+          <w:rFonts w:ascii="Arial" w:cs="Arial" w:eastAsia="Arial" w:hAnsi="Arial"/>
+          <w:color w:val="444444"/>
+          <w:sz w:val="20"/>
+          <w:szCs w:val="20"/>
+        </w:rPr>
+        <w:t xml:space="preserve">Enabled client applications to define and deploy their own XML schemas into the application server fleet — onboarding new clients and data models without changes to the core platform</w:t>
+      </w:r>
+    </w:p>
+    <w:p>
+      <w:pPr>
+        <w:pStyle w:val="ListParagraph"/>
+        <w:numPr>
+          <w:ilvl w:val="0"/>
+          <w:numId w:val="2"/>
+        </w:numPr>
+        <w:spacing w:after="40" w:before="40"/>
+      </w:pPr>
+      <w:r>
+        <w:rPr>
+          <w:rFonts w:ascii="Arial" w:cs="Arial" w:eastAsia="Arial" w:hAnsi="Arial"/>
+          <w:color w:val="444444"/>
+          <w:sz w:val="20"/>
+          <w:szCs w:val="20"/>
+        </w:rPr>
+        <w:t xml:space="preserve">Managed a custom Bash-based build-once/deploy-many deployment pipeline guaranteeing a single verified code artifact across all test and production environments — executing parallel deployment processes across data center server clusters with manual failover sequencing and application start management</w:t>
+      </w:r>
+    </w:p>
+    <w:p>
+      <w:pPr>
+        <w:pStyle w:val="ListParagraph"/>
+        <w:numPr>
+          <w:ilvl w:val="0"/>
+          <w:numId w:val="2"/>
+        </w:numPr>
+        <w:spacing w:after="40" w:before="40"/>
+      </w:pPr>
+      <w:r>
+        <w:rPr>
+          <w:rFonts w:ascii="Arial" w:cs="Arial" w:eastAsia="Arial" w:hAnsi="Arial"/>
+          <w:color w:val="444444"/>
+          <w:sz w:val="20"/>
+          <w:szCs w:val="20"/>
+        </w:rPr>
+        <w:t xml:space="preserve">Made operational calls for failover, deployment sequencing, and application restart across server lists — often breaking a single data center into multiple parallel deployment waves to maintain availability during high-volume transaction windows</w:t>
+      </w:r>
+    </w:p>
+    <w:p>
+      <w:pPr>
+        <w:spacing w:after="30" w:before="140"/>
+      </w:pPr>
+      <w:r>
+        <w:rPr>
+          <w:rFonts w:ascii="Arial" w:cs="Arial" w:eastAsia="Arial" w:hAnsi="Arial"/>
+          <w:b/>
+          <w:bCs/>
+          <w:color w:val="2E75B6"/>
+          <w:spacing w:val="30"/>
+          <w:sz w:val="18"/>
+          <w:szCs w:val="18"/>
+        </w:rPr>
+        <w:t xml:space="preserve">HIERARCHY DATA &amp; CLOUD MIGRATION  ·  2019–2020</w:t>
+      </w:r>
+    </w:p>
+    <w:p>
+      <w:pPr>
+        <w:pStyle w:val="ListParagraph"/>
+        <w:numPr>
+          <w:ilvl w:val="0"/>
+          <w:numId w:val="2"/>
+        </w:numPr>
+        <w:spacing w:after="40" w:before="40"/>
+      </w:pPr>
+      <w:r>
+        <w:rPr>
+          <w:rFonts w:ascii="Arial" w:cs="Arial" w:eastAsia="Arial" w:hAnsi="Arial"/>
+          <w:color w:val="444444"/>
+          <w:sz w:val="20"/>
+          <w:szCs w:val="20"/>
+        </w:rPr>
+        <w:t xml:space="preserve">Owned Jenkins pipeline infrastructure for 16 applications managing complex physical location and legal organizational hierarchy data sourced from Dunn &amp; Bradstreet</w:t>
+      </w:r>
+    </w:p>
+    <w:p>
+      <w:pPr>
+        <w:pStyle w:val="ListParagraph"/>
+        <w:numPr>
+          <w:ilvl w:val="0"/>
+          <w:numId w:val="2"/>
+        </w:numPr>
+        <w:spacing w:after="40" w:before="40"/>
+      </w:pPr>
+      <w:r>
+        <w:rPr>
+          <w:rFonts w:ascii="Arial" w:cs="Arial" w:eastAsia="Arial" w:hAnsi="Arial"/>
+          <w:color w:val="444444"/>
+          <w:sz w:val="20"/>
+          <w:szCs w:val="20"/>
+        </w:rPr>
+        <w:t xml:space="preserve">Authored and maintained custom Jenkinsfile scripts through a data center VM → cloud platform migration — managing a dependency graph where half the applications shared logical objects versioned and published through an internal Maven repository</w:t>
+      </w:r>
+    </w:p>
+    <w:p>
+      <w:pPr>
+        <w:pStyle w:val="ListParagraph"/>
+        <w:numPr>
+          <w:ilvl w:val="0"/>
+          <w:numId w:val="2"/>
+        </w:numPr>
+        <w:spacing w:after="40" w:before="40"/>
+      </w:pPr>
+      <w:r>
+        <w:rPr>
+          <w:rFonts w:ascii="Arial" w:cs="Arial" w:eastAsia="Arial" w:hAnsi="Arial"/>
+          <w:color w:val="444444"/>
+          <w:sz w:val="20"/>
+          <w:szCs w:val="20"/>
+        </w:rPr>
+        <w:t xml:space="preserve">Standardized build and deployment practices across the team portfolio; improved pipeline reliability and reduced manual intervention during releases</w:t>
+      </w:r>
+    </w:p>
+    <w:p>
+      <w:pPr>
+        <w:pStyle w:val="ListParagraph"/>
+        <w:numPr>
+          <w:ilvl w:val="0"/>
+          <w:numId w:val="2"/>
+        </w:numPr>
+        <w:spacing w:after="40" w:before="40"/>
+      </w:pPr>
+      <w:r>
+        <w:rPr>
+          <w:rFonts w:ascii="Arial" w:cs="Arial" w:eastAsia="Arial" w:hAnsi="Arial"/>
+          <w:color w:val="444444"/>
+          <w:sz w:val="20"/>
+          <w:szCs w:val="20"/>
+        </w:rPr>
+        <w:t xml:space="preserve">Built an internal effort-tracking tool in Django for the Atos shared support team — enabling engineers to log time by project and giving administrators reporting breakdowns by time period, application, and contributor</w:t>
       </w:r>
     </w:p>
     <w:p>
@@ -1178,7 +1683,7 @@
           <w:sz w:val="18"/>
           <w:szCs w:val="18"/>
         </w:rPr>
-        <w:t xml:space="preserve">Java · Spring Boot · Jenkins · GitLab CI · Oracle DB · Cassandra · Python · Bash</w:t>
+        <w:t xml:space="preserve">Java · Spring Boot · Oracle DB · Bash · Jenkins · Jenkinsfile · Maven · Django · Python · GitLab CI</w:t>
       </w:r>
     </w:p>
     <w:p>
@@ -1186,6 +1691,12 @@
         <w:spacing w:after="80" w:before="0"/>
       </w:pPr>
       <w:r>
+        <w:rPr>
+          <w:rFonts w:ascii="Arial" w:cs="Arial" w:eastAsia="Arial" w:hAnsi="Arial"/>
+          <w:color w:val="444444"/>
+          <w:sz w:val="20"/>
+          <w:szCs w:val="20"/>
+        </w:rPr>
         <w:t xml:space="preserve"/>
       </w:r>
     </w:p>
@@ -1379,7 +1890,7 @@
                 <w:sz w:val="20"/>
                 <w:szCs w:val="20"/>
               </w:rPr>
-              <w:t xml:space="preserve">Java / Spring Boot, JavaScript (Vue 3, Nuxt.js, Node.js), TypeScript, SQL, Python, Groovy, Bash</w:t>
+              <w:t xml:space="preserve">Java / Spring Boot, JavaScript (Vue 3, Nuxt.js, Node.js), TypeScript, Go, SQL, Python, Groovy, Bash</w:t>
             </w:r>
           </w:p>
         </w:tc>
@@ -1559,7 +2070,7 @@
                 <w:sz w:val="20"/>
                 <w:szCs w:val="20"/>
               </w:rPr>
-              <w:t xml:space="preserve">Git, GitHub, GitLab, Gradle, NPM, Jenkins, Bamboo, TravisCI, Nexus</w:t>
+              <w:t xml:space="preserve">Git, GitHub, GitLab, Gradle, Maven, NPM, Jenkins, Bamboo, TravisCI, Nexus</w:t>
             </w:r>
           </w:p>
         </w:tc>
@@ -1619,7 +2130,7 @@
                 <w:sz w:val="20"/>
                 <w:szCs w:val="20"/>
               </w:rPr>
-              <w:t xml:space="preserve">System Architecture, Performance Optimization, CI/CD, Agile/Scrum, Technical Mentorship, Cross-functional Leadership</w:t>
+              <w:t xml:space="preserve">System Architecture, Performance Optimization, CI/CD, Technical Mentorship, Sustainable Engineering Culture, Cross-functional Leadership</w:t>
             </w:r>
           </w:p>
         </w:tc>
